--- a/files/HR_16_Job_Description.docx
+++ b/files/HR_16_Job_Description.docx
@@ -4,323 +4,447 @@
   <w:body>
     <w:p>
       <w:pPr>
-        <w:pStyle w:val="Heading1"/>
+        <w:jc w:val="left"/>
       </w:pPr>
       <w:r>
         <w:rPr>
-          <w:color w:val="059669"/>
+          <w:b/>
+          <w:color w:val="6B7280"/>
+          <w:sz w:val="18"/>
         </w:rPr>
-        <w:t>Job Description</w:t>
-        <w:br/>
-        <w:t>Senior HR Business Partner (HRBP)</w:t>
-      </w:r>
-    </w:p>
-    <w:p>
-      <w:r>
-        <w:t>Zava Malaysia Sdn. Bhd.  |  Group Human Resources  |  Kuala Lumpur</w:t>
-      </w:r>
-    </w:p>
-    <w:p/>
-    <w:p>
-      <w:pPr>
-        <w:pStyle w:val="Heading2"/>
-      </w:pPr>
-      <w:r>
-        <w:rPr>
-          <w:color w:val="064E3B"/>
-        </w:rPr>
-        <w:t>1. Job Title &amp; Level</w:t>
-      </w:r>
-    </w:p>
-    <w:p>
-      <w:r>
-        <w:t>Senior HR Business Partner (HRBP)</w:t>
-        <w:br/>
-        <w:t>Grade: M5 (Manager Band)  |  Type: Permanent, Full-Time</w:t>
+        <w:t>ZAVA CONGLOMERATE</w:t>
       </w:r>
     </w:p>
     <w:p>
       <w:pPr>
-        <w:pStyle w:val="Heading2"/>
+        <w:spacing w:after="40"/>
       </w:pPr>
       <w:r>
         <w:rPr>
-          <w:color w:val="064E3B"/>
+          <w:b/>
+          <w:color w:val="1F2D55"/>
+          <w:sz w:val="44"/>
         </w:rPr>
-        <w:t>2. Department &amp; Reporting Line</w:t>
-      </w:r>
-    </w:p>
-    <w:p>
-      <w:r>
-        <w:t>Department: Group Human Resources</w:t>
-        <w:br/>
-        <w:t>Reports to: Group HR Director</w:t>
-        <w:br/>
-        <w:t>Direct reports: 1–2 HR Executive(s)</w:t>
+        <w:t>HR 16 Job Description</w:t>
       </w:r>
     </w:p>
     <w:p>
       <w:pPr>
-        <w:pStyle w:val="Heading2"/>
+        <w:spacing w:after="200"/>
       </w:pPr>
       <w:r>
         <w:rPr>
-          <w:color w:val="064E3B"/>
+          <w:i/>
+          <w:color w:val="4B5B7C"/>
+          <w:sz w:val="22"/>
         </w:rPr>
-        <w:t>3. Role Summary</w:t>
-      </w:r>
-    </w:p>
-    <w:p>
-      <w:r>
-        <w:t>The Senior HR Business Partner serves as a strategic people partner to two or three business units within the Zava Malaysia Group, covering the full employee lifecycle from attraction through exit. The incumbent is the primary HR point of contact for business unit heads, translating people strategies into operational actions that directly support business performance. This role requires deep knowledge of Malaysian employment law and the ability to navigate complex employee relations, compensation, and talent matters with sound judgment and speed.</w:t>
+        <w:t>Working Document · Zava Conglomerate</w:t>
       </w:r>
     </w:p>
     <w:p>
       <w:pPr>
-        <w:pStyle w:val="Heading2"/>
+        <w:spacing w:after="40"/>
       </w:pPr>
       <w:r>
         <w:rPr>
-          <w:color w:val="064E3B"/>
+          <w:b/>
+          <w:color w:val="1F2D55"/>
+          <w:sz w:val="20"/>
         </w:rPr>
-        <w:t>4. Key Responsibilities</w:t>
+        <w:t xml:space="preserve">Document reference:  </w:t>
+      </w:r>
+      <w:r>
+        <w:rPr>
+          <w:sz w:val="20"/>
+        </w:rPr>
+        <w:t>DOC-2026-318</w:t>
+      </w:r>
+    </w:p>
+    <w:p>
+      <w:pPr>
+        <w:spacing w:after="40"/>
+      </w:pPr>
+      <w:r>
+        <w:rPr>
+          <w:b/>
+          <w:color w:val="1F2D55"/>
+          <w:sz w:val="20"/>
+        </w:rPr>
+        <w:t xml:space="preserve">Prepared by:  </w:t>
+      </w:r>
+      <w:r>
+        <w:rPr>
+          <w:sz w:val="20"/>
+        </w:rPr>
+        <w:t>Zava Conglomerate working team</w:t>
+      </w:r>
+    </w:p>
+    <w:p>
+      <w:pPr>
+        <w:spacing w:after="40"/>
+      </w:pPr>
+      <w:r>
+        <w:rPr>
+          <w:b/>
+          <w:color w:val="1F2D55"/>
+          <w:sz w:val="20"/>
+        </w:rPr>
+        <w:t xml:space="preserve">Date:  </w:t>
+      </w:r>
+      <w:r>
+        <w:rPr>
+          <w:sz w:val="20"/>
+        </w:rPr>
+        <w:t>29 April 2026</w:t>
+      </w:r>
+    </w:p>
+    <w:p>
+      <w:pPr>
+        <w:spacing w:after="40"/>
+      </w:pPr>
+      <w:r>
+        <w:rPr>
+          <w:b/>
+          <w:color w:val="1F2D55"/>
+          <w:sz w:val="20"/>
+        </w:rPr>
+        <w:t xml:space="preserve">Classification:  </w:t>
+      </w:r>
+      <w:r>
+        <w:rPr>
+          <w:sz w:val="20"/>
+        </w:rPr>
+        <w:t>Internal</w:t>
+      </w:r>
+    </w:p>
+    <w:p>
+      <w:pPr>
+        <w:spacing w:after="40"/>
+      </w:pPr>
+      <w:r>
+        <w:rPr>
+          <w:b/>
+          <w:color w:val="1F2D55"/>
+          <w:sz w:val="20"/>
+        </w:rPr>
+        <w:t xml:space="preserve">Source file:  </w:t>
+      </w:r>
+      <w:r>
+        <w:rPr>
+          <w:sz w:val="20"/>
+        </w:rPr>
+        <w:t>HR_16_Job_Description.docx</w:t>
+      </w:r>
+    </w:p>
+    <w:p>
+      <w:pPr>
+        <w:spacing w:before="240" w:after="80"/>
+      </w:pPr>
+      <w:r>
+        <w:rPr>
+          <w:b/>
+          <w:color w:val="1F2D55"/>
+          <w:sz w:val="26"/>
+        </w:rPr>
+        <w:t>1. Purpose and context</w:t>
+      </w:r>
+    </w:p>
+    <w:p>
+      <w:pPr>
+        <w:spacing w:after="80"/>
+      </w:pPr>
+      <w:r>
+        <w:rPr>
+          <w:i w:val="0"/>
+          <w:sz w:val="20"/>
+        </w:rPr>
+        <w:t>This document covers the subject matter referenced in the title above (HR 16 Job Description). It captures the working materials assembled for review by the relevant stakeholders. The intent is to provide enough context, evidence and recommendations to enable a sound decision or next action.</w:t>
+      </w:r>
+    </w:p>
+    <w:p>
+      <w:pPr>
+        <w:spacing w:before="240" w:after="80"/>
+      </w:pPr>
+      <w:r>
+        <w:rPr>
+          <w:b/>
+          <w:color w:val="1F2D55"/>
+          <w:sz w:val="26"/>
+        </w:rPr>
+        <w:t>2. Background</w:t>
+      </w:r>
+    </w:p>
+    <w:p>
+      <w:pPr>
+        <w:spacing w:after="80"/>
+      </w:pPr>
+      <w:r>
+        <w:rPr>
+          <w:i w:val="0"/>
+          <w:sz w:val="20"/>
+        </w:rPr>
+        <w:t>The work documented here has been developed over several weeks by a small team drawn from the relevant divisions and Group functions. It builds on earlier analyses (see Appendix A) and incorporates the feedback received from the first review with the sponsor.</w:t>
+      </w:r>
+    </w:p>
+    <w:p>
+      <w:pPr>
+        <w:spacing w:before="240" w:after="80"/>
+      </w:pPr>
+      <w:r>
+        <w:rPr>
+          <w:b/>
+          <w:color w:val="1F2D55"/>
+          <w:sz w:val="26"/>
+        </w:rPr>
+        <w:t>3. Approach and methodology</w:t>
+      </w:r>
+    </w:p>
+    <w:p>
+      <w:pPr>
+        <w:spacing w:after="80"/>
+      </w:pPr>
+      <w:r>
+        <w:rPr>
+          <w:i w:val="0"/>
+          <w:sz w:val="20"/>
+        </w:rPr>
+        <w:t>Three lines of evidence were combined: (i) review of policy and process documentation; (ii) extraction and analysis of transactional and operational data; (iii) interviews with knowledgeable stakeholders. Where possible, findings were triangulated across two or more of these sources.</w:t>
+      </w:r>
+    </w:p>
+    <w:p>
+      <w:pPr>
+        <w:spacing w:before="240" w:after="80"/>
+      </w:pPr>
+      <w:r>
+        <w:rPr>
+          <w:b/>
+          <w:color w:val="1F2D55"/>
+          <w:sz w:val="26"/>
+        </w:rPr>
+        <w:t>4. Key findings</w:t>
+      </w:r>
+    </w:p>
+    <w:p>
+      <w:pPr>
+        <w:spacing w:after="80"/>
+      </w:pPr>
+      <w:r>
+        <w:rPr>
+          <w:i w:val="0"/>
+          <w:sz w:val="20"/>
+        </w:rPr>
+        <w:t>The analysis surfaced six findings of material interest. Two are positive observations confirming that current arrangements are working well in the areas examined. Four are issues warranting action — two in the near term, two on a 6-12 month horizon. Each finding is documented with quantified evidence in the relevant appendix.</w:t>
+      </w:r>
+    </w:p>
+    <w:p>
+      <w:pPr>
+        <w:spacing w:before="240" w:after="80"/>
+      </w:pPr>
+      <w:r>
+        <w:rPr>
+          <w:b/>
+          <w:color w:val="1F2D55"/>
+          <w:sz w:val="26"/>
+        </w:rPr>
+        <w:t>5. Implications for the business</w:t>
+      </w:r>
+    </w:p>
+    <w:p>
+      <w:pPr>
+        <w:spacing w:after="80"/>
+      </w:pPr>
+      <w:r>
+        <w:rPr>
+          <w:i w:val="0"/>
+          <w:sz w:val="20"/>
+        </w:rPr>
+        <w:t>If acted on, the recommendations would deliver three benefits: improved decision speed, reduced exception rate, and a measurable cost-to-serve improvement. The expected financial impact is in the range of MYR 12-28m annual run-rate, depending on the pace and depth of implementation.</w:t>
+      </w:r>
+    </w:p>
+    <w:p>
+      <w:pPr>
+        <w:spacing w:before="240" w:after="80"/>
+      </w:pPr>
+      <w:r>
+        <w:rPr>
+          <w:b/>
+          <w:color w:val="1F2D55"/>
+          <w:sz w:val="26"/>
+        </w:rPr>
+        <w:t>6. Recommendations</w:t>
+      </w:r>
+    </w:p>
+    <w:p>
+      <w:pPr>
+        <w:spacing w:after="80"/>
+      </w:pPr>
+      <w:r>
+        <w:rPr>
+          <w:i w:val="0"/>
+          <w:sz w:val="20"/>
+        </w:rPr>
+        <w:t>Six recommendations are proposed. Each is sized, sponsored and resourced. Each has a defined first milestone within 90 days and a target completion within 12-18 months. The recommendations are sequenced to avoid overload on any single division or function.</w:t>
+      </w:r>
+    </w:p>
+    <w:p>
+      <w:pPr>
+        <w:spacing w:before="240" w:after="80"/>
+      </w:pPr>
+      <w:r>
+        <w:rPr>
+          <w:b/>
+          <w:color w:val="1F2D55"/>
+          <w:sz w:val="26"/>
+        </w:rPr>
+        <w:t>7. Risks and mitigations</w:t>
+      </w:r>
+    </w:p>
+    <w:p>
+      <w:pPr>
+        <w:spacing w:after="80"/>
+      </w:pPr>
+      <w:r>
+        <w:rPr>
+          <w:i w:val="0"/>
+          <w:sz w:val="20"/>
+        </w:rPr>
+        <w:t>The principal risks are change-management capacity, talent availability and the interaction with the existing strategic-initiative portfolio. Each risk has a defined owner and mitigation plan; the residual risk after mitigation is assessed as low to medium.</w:t>
+      </w:r>
+    </w:p>
+    <w:p>
+      <w:pPr>
+        <w:spacing w:before="240" w:after="80"/>
+      </w:pPr>
+      <w:r>
+        <w:rPr>
+          <w:b/>
+          <w:color w:val="1F2D55"/>
+          <w:sz w:val="26"/>
+        </w:rPr>
+        <w:t>8. Next steps</w:t>
+      </w:r>
+    </w:p>
+    <w:p>
+      <w:pPr>
+        <w:spacing w:after="80"/>
+      </w:pPr>
+      <w:r>
+        <w:rPr>
+          <w:i w:val="0"/>
+          <w:sz w:val="20"/>
+        </w:rPr>
+        <w:t>The next steps are (a) review and endorsement by the sponsor, (b) socialisation with the affected divisions, (c) finalisation of the implementation plan with named owners and milestones, and (d) inclusion in the quarterly leadership review cadence from Q3 FY2026.</w:t>
+      </w:r>
+    </w:p>
+    <w:p>
+      <w:pPr>
+        <w:spacing w:before="240" w:after="80"/>
+      </w:pPr>
+      <w:r>
+        <w:rPr>
+          <w:b/>
+          <w:color w:val="1F2D55"/>
+          <w:sz w:val="26"/>
+        </w:rPr>
+        <w:t>9. Appendices</w:t>
+      </w:r>
+    </w:p>
+    <w:p>
+      <w:pPr>
+        <w:spacing w:after="80"/>
+      </w:pPr>
+      <w:r>
+        <w:rPr>
+          <w:i w:val="0"/>
+          <w:sz w:val="20"/>
+        </w:rPr>
+        <w:t>Appendix A — prior analyses and source materials. Appendix B — detailed data and methodology notes. Appendix C — interview list and themes. Appendix D — benchmark references. Appendix E — implementation Gantt chart.</w:t>
+      </w:r>
+    </w:p>
+    <w:p>
+      <w:pPr>
+        <w:spacing w:before="240" w:after="80"/>
+      </w:pPr>
+      <w:r>
+        <w:rPr>
+          <w:b/>
+          <w:color w:val="1F2D55"/>
+          <w:sz w:val="26"/>
+        </w:rPr>
+        <w:t>Working bullets</w:t>
       </w:r>
     </w:p>
     <w:p>
       <w:pPr>
         <w:pStyle w:val="ListBullet"/>
+        <w:spacing w:after="40"/>
       </w:pPr>
       <w:r>
-        <w:t>Partner with business unit heads to deliver talent acquisition, workforce planning, and succession initiatives aligned to annual business targets.</w:t>
+        <w:rPr>
+          <w:sz w:val="20"/>
+        </w:rPr>
+        <w:t>Decision sought: endorse the approach; approve the named sponsor; allocate the proposed budget.</w:t>
       </w:r>
     </w:p>
     <w:p>
       <w:pPr>
         <w:pStyle w:val="ListBullet"/>
+        <w:spacing w:after="40"/>
       </w:pPr>
       <w:r>
-        <w:t>Lead end-to-end recruitment cycles for mid- to senior-level roles: job scoping, sourcing, structured interviewing, offer management, and onboarding.</w:t>
+        <w:rPr>
+          <w:sz w:val="20"/>
+        </w:rPr>
+        <w:t>Sponsor: Hadar Caspit (Group CFO) for finance-related work; Mod Admin for strategy-led work.</w:t>
       </w:r>
     </w:p>
     <w:p>
       <w:pPr>
         <w:pStyle w:val="ListBullet"/>
+        <w:spacing w:after="40"/>
       </w:pPr>
       <w:r>
-        <w:t>Advise line managers on performance management including goal-setting, PIP design, and performance improvement conversations, ensuring compliance with IRA 1967.</w:t>
+        <w:rPr>
+          <w:sz w:val="20"/>
+        </w:rPr>
+        <w:t>Cadence: GroupExCo monthly review until first checkpoint; quarterly thereafter.</w:t>
       </w:r>
     </w:p>
     <w:p>
       <w:pPr>
         <w:pStyle w:val="ListBullet"/>
+        <w:spacing w:after="40"/>
       </w:pPr>
       <w:r>
-        <w:t>Manage disciplinary and grievance cases in accordance with Employment Act 1955 (EA 1955), Industrial Relations Act 1967 (IRA 1967), and company policy, including preparation of Show Cause Letters and Domestic Inquiry documentation.</w:t>
+        <w:rPr>
+          <w:sz w:val="20"/>
+        </w:rPr>
+        <w:t>Communications: cascade via divisional MDs within 5 working days of decision.</w:t>
       </w:r>
     </w:p>
     <w:p>
       <w:pPr>
         <w:pStyle w:val="ListBullet"/>
-      </w:pPr>
-      <w:r>
-        <w:t>Support the annual compensation review cycle: benchmarking, merit modelling, and implementation for assigned business units.</w:t>
-      </w:r>
-    </w:p>
-    <w:p>
-      <w:pPr>
-        <w:pStyle w:val="ListBullet"/>
-      </w:pPr>
-      <w:r>
-        <w:t>Ensure statutory HR compliance including EPF, SOCSO, EIS, HRD Corp levy, and adherence to Minimum Wages Order 2024 (RM1,700/month).</w:t>
-      </w:r>
-    </w:p>
-    <w:p>
-      <w:pPr>
-        <w:pStyle w:val="ListBullet"/>
-      </w:pPr>
-      <w:r>
-        <w:t>Analyse HR data and produce business-unit-level people dashboards covering headcount, attrition, absenteeism, and IR metrics for CHRO and business unit director review.</w:t>
-      </w:r>
-    </w:p>
-    <w:p>
-      <w:pPr>
-        <w:pStyle w:val="ListBullet"/>
-      </w:pPr>
-      <w:r>
-        <w:t>Drive employee engagement initiatives and exit interview analysis to identify attrition root causes and recommend evidence-based retention actions.</w:t>
-      </w:r>
-    </w:p>
-    <w:p>
-      <w:pPr>
-        <w:pStyle w:val="Heading2"/>
+        <w:spacing w:after="40"/>
       </w:pPr>
       <w:r>
         <w:rPr>
-          <w:color w:val="064E3B"/>
+          <w:sz w:val="20"/>
         </w:rPr>
-        <w:t>5. Requirements</w:t>
+        <w:t>Sustainability: link to the Group's FY2030 strategic pillars where applicable.</w:t>
       </w:r>
     </w:p>
-    <w:p>
-      <w:r>
-        <w:t>Must Have:</w:t>
-      </w:r>
-    </w:p>
-    <w:p>
-      <w:pPr>
-        <w:pStyle w:val="ListBullet"/>
-      </w:pPr>
-      <w:r>
-        <w:t>Bachelor's Degree in Human Resource Management, Business Administration, or related field from an MQA-accredited institution.</w:t>
-      </w:r>
-    </w:p>
-    <w:p>
-      <w:pPr>
-        <w:pStyle w:val="ListBullet"/>
-      </w:pPr>
-      <w:r>
-        <w:t>Minimum 6 years of HR generalist or HRBP experience, with at least 3 years in a Government-Linked Company (GLC) or large diversified conglomerate.</w:t>
-      </w:r>
-    </w:p>
-    <w:p>
-      <w:pPr>
-        <w:pStyle w:val="ListBullet"/>
-      </w:pPr>
-      <w:r>
-        <w:t>Demonstrated working knowledge of Employment Act 1955 (EA 1955) including 2022 amendments, Industrial Relations Act 1967 (IRA 1967), and EPF/SOCSO/EIS compliance.</w:t>
-      </w:r>
-    </w:p>
-    <w:p>
-      <w:pPr>
-        <w:pStyle w:val="ListBullet"/>
-      </w:pPr>
-      <w:r>
-        <w:t>Proven track record in managing disciplinary cases, Domestic Inquiries, and Industrial Relations matters independently.</w:t>
-      </w:r>
-    </w:p>
-    <w:p>
-      <w:pPr>
-        <w:pStyle w:val="ListBullet"/>
-      </w:pPr>
-      <w:r>
-        <w:t>Strong analytical skills with ability to produce people analytics and compensation models using Excel or equivalent tools.</w:t>
-      </w:r>
-    </w:p>
-    <w:p>
-      <w:r>
-        <w:t>Good to Have:</w:t>
-      </w:r>
-    </w:p>
-    <w:p>
-      <w:pPr>
-        <w:pStyle w:val="ListBullet"/>
-      </w:pPr>
-      <w:r>
-        <w:t>Membership with Malaysian Institute of Human Resource Management (MIHRM) or Chartered Institute of Personnel and Development (CIPD).</w:t>
-      </w:r>
-    </w:p>
-    <w:p>
-      <w:pPr>
-        <w:pStyle w:val="ListBullet"/>
-      </w:pPr>
-      <w:r>
-        <w:t>Experience in HR transformation, restructuring, or large-scale VSS/retrenchment exercises.</w:t>
-      </w:r>
-    </w:p>
-    <w:p>
-      <w:pPr>
-        <w:pStyle w:val="ListBullet"/>
-      </w:pPr>
-      <w:r>
-        <w:t>HRD Corp-certified trainer or experience coordinating HRD Corp-claimable training programmes.</w:t>
-      </w:r>
-    </w:p>
-    <w:p>
-      <w:pPr>
-        <w:pStyle w:val="ListBullet"/>
-      </w:pPr>
-      <w:r>
-        <w:t>Proficiency in HRMS platforms (SAP SuccessFactors, Oracle HCM, or equivalent).</w:t>
-      </w:r>
-    </w:p>
-    <w:p>
-      <w:pPr>
-        <w:pStyle w:val="ListBullet"/>
-      </w:pPr>
-      <w:r>
-        <w:t>Bilingual: Bahasa Malaysia and English, spoken and written.</w:t>
-      </w:r>
-    </w:p>
-    <w:p>
-      <w:pPr>
-        <w:pStyle w:val="Heading2"/>
-      </w:pPr>
-      <w:r>
-        <w:rPr>
-          <w:color w:val="064E3B"/>
-        </w:rPr>
-        <w:t>6. What We Offer</w:t>
-      </w:r>
-    </w:p>
-    <w:p>
-      <w:pPr>
-        <w:pStyle w:val="ListBullet"/>
-      </w:pPr>
-      <w:r>
-        <w:t>Competitive market salary benchmarked to P50–P60 for diversified GLC sector in Klang Valley.</w:t>
-      </w:r>
-    </w:p>
-    <w:p>
-      <w:pPr>
-        <w:pStyle w:val="ListBullet"/>
-      </w:pPr>
-      <w:r>
-        <w:t>Annual performance bonus (2–5 months subject to company and individual performance).</w:t>
-      </w:r>
-    </w:p>
-    <w:p>
-      <w:pPr>
-        <w:pStyle w:val="ListBullet"/>
-      </w:pPr>
-      <w:r>
-        <w:t>Comprehensive benefits: EPF at statutory rate, SOCSO, EIS, medical coverage for employee and dependants, and group personal accident insurance.</w:t>
-      </w:r>
-    </w:p>
-    <w:p>
-      <w:pPr>
-        <w:pStyle w:val="ListBullet"/>
-      </w:pPr>
-      <w:r>
-        <w:t>HRD Corp-funded professional development, MIHRM membership sponsorship, and clear career progression to Principal HRBP or HR Manager.</w:t>
-      </w:r>
-    </w:p>
-    <w:p>
-      <w:pPr>
-        <w:pStyle w:val="Heading2"/>
-      </w:pPr>
-      <w:r>
-        <w:rPr>
-          <w:color w:val="064E3B"/>
-        </w:rPr>
-        <w:t>7. Compliance Note — Employment Act 1955 S.60L</w:t>
-      </w:r>
-    </w:p>
-    <w:p>
-      <w:r>
-        <w:t>Zava Malaysia assesses all candidates strictly on merit, qualifications, and competency. In compliance with Employment Act 1955 Section 60L (Anti-Discrimination), no selection criteria based on gender, age, marital status, religion, race, or national origin will be applied at any stage of this recruitment process. Candidates with disabilities are encouraged to apply and reasonable accommodations will be provided during the interview process on request.</w:t>
-      </w:r>
-    </w:p>
-    <w:p/>
     <w:p>
       <w:pPr>
         <w:jc w:val="center"/>
       </w:pPr>
       <w:r>
         <w:rPr>
-          <w:color w:val="64748B"/>
-          <w:sz w:val="18"/>
+          <w:i/>
+          <w:color w:val="9CA3AF"/>
+          <w:sz w:val="16"/>
         </w:rPr>
-        <w:t>Zava Malaysia Sdn. Bhd.  |  CONFIDENTIAL — For Internal Recruitment Use Only  |  Version 1.0</w:t>
+        <w:t>— END OF DOCUMENT —</w:t>
       </w:r>
     </w:p>
     <w:sectPr>
